--- a/test/AppForSEII2526.UIT/UC_Purchase/Casos de prueba_UC1.docx
+++ b/test/AppForSEII2526.UIT/UC_Purchase/Casos de prueba_UC1.docx
@@ -97,12 +97,21 @@
           <w:lang w:val="es-ES"/>
         </w:rPr>
       </w:pPr>
+      <w:proofErr w:type="spellStart"/>
       <w:r>
         <w:rPr>
           <w:sz w:val="28"/>
           <w:lang w:val="es-ES"/>
         </w:rPr>
-        <w:t>Version &lt;1.</w:t>
+        <w:t>Version</w:t>
+      </w:r>
+      <w:proofErr w:type="spellEnd"/>
+      <w:r>
+        <w:rPr>
+          <w:sz w:val="28"/>
+          <w:lang w:val="es-ES"/>
+        </w:rPr>
+        <w:t xml:space="preserve"> &lt;1.</w:t>
       </w:r>
       <w:r>
         <w:rPr>
@@ -620,14 +629,16 @@
       <w:pPr>
         <w:pStyle w:val="TDC1"/>
         <w:tabs>
-          <w:tab w:val="left" w:pos="432"/>
+          <w:tab w:val="left" w:pos="864"/>
         </w:tabs>
         <w:rPr>
           <w:rFonts w:asciiTheme="minorHAnsi" w:eastAsiaTheme="minorEastAsia" w:hAnsiTheme="minorHAnsi" w:cstheme="minorBidi"/>
           <w:noProof/>
-          <w:sz w:val="22"/>
-          <w:szCs w:val="22"/>
+          <w:kern w:val="2"/>
+          <w:sz w:val="24"/>
+          <w:szCs w:val="24"/>
           <w:lang w:val="es-ES" w:eastAsia="es-ES"/>
+          <w14:ligatures w14:val="standardContextual"/>
         </w:rPr>
       </w:pPr>
       <w:r>
@@ -661,9 +672,11 @@
         <w:rPr>
           <w:rFonts w:asciiTheme="minorHAnsi" w:eastAsiaTheme="minorEastAsia" w:hAnsiTheme="minorHAnsi" w:cstheme="minorBidi"/>
           <w:noProof/>
-          <w:sz w:val="22"/>
-          <w:szCs w:val="22"/>
+          <w:kern w:val="2"/>
+          <w:sz w:val="24"/>
+          <w:szCs w:val="24"/>
           <w:lang w:val="es-ES" w:eastAsia="es-ES"/>
+          <w14:ligatures w14:val="standardContextual"/>
         </w:rPr>
         <w:tab/>
       </w:r>
@@ -677,7 +690,6 @@
       <w:r>
         <w:rPr>
           <w:noProof/>
-          <w:lang w:val="es-ES"/>
         </w:rPr>
         <w:tab/>
       </w:r>
@@ -690,9 +702,8 @@
       <w:r>
         <w:rPr>
           <w:noProof/>
-          <w:lang w:val="es-ES"/>
-        </w:rPr>
-        <w:instrText xml:space="preserve"> PAGEREF _Toc278820252 \h </w:instrText>
+        </w:rPr>
+        <w:instrText xml:space="preserve"> PAGEREF _Toc216896976 \h </w:instrText>
       </w:r>
       <w:r>
         <w:rPr>
@@ -708,7 +719,6 @@
       <w:r>
         <w:rPr>
           <w:noProof/>
-          <w:lang w:val="es-ES"/>
         </w:rPr>
         <w:t>1</w:t>
       </w:r>
@@ -723,14 +733,16 @@
       <w:pPr>
         <w:pStyle w:val="TDC1"/>
         <w:tabs>
-          <w:tab w:val="left" w:pos="432"/>
+          <w:tab w:val="left" w:pos="864"/>
         </w:tabs>
         <w:rPr>
           <w:rFonts w:asciiTheme="minorHAnsi" w:eastAsiaTheme="minorEastAsia" w:hAnsiTheme="minorHAnsi" w:cstheme="minorBidi"/>
           <w:noProof/>
-          <w:sz w:val="22"/>
-          <w:szCs w:val="22"/>
+          <w:kern w:val="2"/>
+          <w:sz w:val="24"/>
+          <w:szCs w:val="24"/>
           <w:lang w:val="es-ES" w:eastAsia="es-ES"/>
+          <w14:ligatures w14:val="standardContextual"/>
         </w:rPr>
       </w:pPr>
       <w:r>
@@ -744,9 +756,11 @@
         <w:rPr>
           <w:rFonts w:asciiTheme="minorHAnsi" w:eastAsiaTheme="minorEastAsia" w:hAnsiTheme="minorHAnsi" w:cstheme="minorBidi"/>
           <w:noProof/>
-          <w:sz w:val="22"/>
-          <w:szCs w:val="22"/>
+          <w:kern w:val="2"/>
+          <w:sz w:val="24"/>
+          <w:szCs w:val="24"/>
           <w:lang w:val="es-ES" w:eastAsia="es-ES"/>
+          <w14:ligatures w14:val="standardContextual"/>
         </w:rPr>
         <w:tab/>
       </w:r>
@@ -760,7 +774,6 @@
       <w:r>
         <w:rPr>
           <w:noProof/>
-          <w:lang w:val="es-ES"/>
         </w:rPr>
         <w:tab/>
       </w:r>
@@ -773,9 +786,8 @@
       <w:r>
         <w:rPr>
           <w:noProof/>
-          <w:lang w:val="es-ES"/>
-        </w:rPr>
-        <w:instrText xml:space="preserve"> PAGEREF _Toc278820253 \h </w:instrText>
+        </w:rPr>
+        <w:instrText xml:space="preserve"> PAGEREF _Toc216896977 \h </w:instrText>
       </w:r>
       <w:r>
         <w:rPr>
@@ -791,7 +803,6 @@
       <w:r>
         <w:rPr>
           <w:noProof/>
-          <w:lang w:val="es-ES"/>
         </w:rPr>
         <w:t>1</w:t>
       </w:r>
@@ -806,14 +817,16 @@
       <w:pPr>
         <w:pStyle w:val="TDC1"/>
         <w:tabs>
-          <w:tab w:val="left" w:pos="432"/>
+          <w:tab w:val="left" w:pos="864"/>
         </w:tabs>
         <w:rPr>
           <w:rFonts w:asciiTheme="minorHAnsi" w:eastAsiaTheme="minorEastAsia" w:hAnsiTheme="minorHAnsi" w:cstheme="minorBidi"/>
           <w:noProof/>
-          <w:sz w:val="22"/>
-          <w:szCs w:val="22"/>
+          <w:kern w:val="2"/>
+          <w:sz w:val="24"/>
+          <w:szCs w:val="24"/>
           <w:lang w:val="es-ES" w:eastAsia="es-ES"/>
+          <w14:ligatures w14:val="standardContextual"/>
         </w:rPr>
       </w:pPr>
       <w:r>
@@ -827,9 +840,11 @@
         <w:rPr>
           <w:rFonts w:asciiTheme="minorHAnsi" w:eastAsiaTheme="minorEastAsia" w:hAnsiTheme="minorHAnsi" w:cstheme="minorBidi"/>
           <w:noProof/>
-          <w:sz w:val="22"/>
-          <w:szCs w:val="22"/>
+          <w:kern w:val="2"/>
+          <w:sz w:val="24"/>
+          <w:szCs w:val="24"/>
           <w:lang w:val="es-ES" w:eastAsia="es-ES"/>
+          <w14:ligatures w14:val="standardContextual"/>
         </w:rPr>
         <w:tab/>
       </w:r>
@@ -843,7 +858,6 @@
       <w:r>
         <w:rPr>
           <w:noProof/>
-          <w:lang w:val="es-ES"/>
         </w:rPr>
         <w:tab/>
       </w:r>
@@ -856,9 +870,8 @@
       <w:r>
         <w:rPr>
           <w:noProof/>
-          <w:lang w:val="es-ES"/>
-        </w:rPr>
-        <w:instrText xml:space="preserve"> PAGEREF _Toc278820254 \h </w:instrText>
+        </w:rPr>
+        <w:instrText xml:space="preserve"> PAGEREF _Toc216896978 \h </w:instrText>
       </w:r>
       <w:r>
         <w:rPr>
@@ -874,7 +887,6 @@
       <w:r>
         <w:rPr>
           <w:noProof/>
-          <w:lang w:val="es-ES"/>
         </w:rPr>
         <w:t>3</w:t>
       </w:r>
@@ -889,14 +901,16 @@
       <w:pPr>
         <w:pStyle w:val="TDC2"/>
         <w:tabs>
-          <w:tab w:val="left" w:pos="1100"/>
+          <w:tab w:val="left" w:pos="1200"/>
         </w:tabs>
         <w:rPr>
           <w:rFonts w:asciiTheme="minorHAnsi" w:eastAsiaTheme="minorEastAsia" w:hAnsiTheme="minorHAnsi" w:cstheme="minorBidi"/>
           <w:noProof/>
-          <w:sz w:val="22"/>
-          <w:szCs w:val="22"/>
+          <w:kern w:val="2"/>
+          <w:sz w:val="24"/>
+          <w:szCs w:val="24"/>
           <w:lang w:val="es-ES" w:eastAsia="es-ES"/>
+          <w14:ligatures w14:val="standardContextual"/>
         </w:rPr>
       </w:pPr>
       <w:r>
@@ -910,9 +924,11 @@
         <w:rPr>
           <w:rFonts w:asciiTheme="minorHAnsi" w:eastAsiaTheme="minorEastAsia" w:hAnsiTheme="minorHAnsi" w:cstheme="minorBidi"/>
           <w:noProof/>
-          <w:sz w:val="22"/>
-          <w:szCs w:val="22"/>
+          <w:kern w:val="2"/>
+          <w:sz w:val="24"/>
+          <w:szCs w:val="24"/>
           <w:lang w:val="es-ES" w:eastAsia="es-ES"/>
+          <w14:ligatures w14:val="standardContextual"/>
         </w:rPr>
         <w:tab/>
       </w:r>
@@ -926,7 +942,6 @@
       <w:r>
         <w:rPr>
           <w:noProof/>
-          <w:lang w:val="es-ES"/>
         </w:rPr>
         <w:tab/>
       </w:r>
@@ -939,9 +954,8 @@
       <w:r>
         <w:rPr>
           <w:noProof/>
-          <w:lang w:val="es-ES"/>
-        </w:rPr>
-        <w:instrText xml:space="preserve"> PAGEREF _Toc278820255 \h </w:instrText>
+        </w:rPr>
+        <w:instrText xml:space="preserve"> PAGEREF _Toc216896979 \h </w:instrText>
       </w:r>
       <w:r>
         <w:rPr>
@@ -957,7 +971,6 @@
       <w:r>
         <w:rPr>
           <w:noProof/>
-          <w:lang w:val="es-ES"/>
         </w:rPr>
         <w:t>3</w:t>
       </w:r>
@@ -972,14 +985,16 @@
       <w:pPr>
         <w:pStyle w:val="TDC2"/>
         <w:tabs>
-          <w:tab w:val="left" w:pos="1100"/>
+          <w:tab w:val="left" w:pos="1200"/>
         </w:tabs>
         <w:rPr>
           <w:rFonts w:asciiTheme="minorHAnsi" w:eastAsiaTheme="minorEastAsia" w:hAnsiTheme="minorHAnsi" w:cstheme="minorBidi"/>
           <w:noProof/>
-          <w:sz w:val="22"/>
-          <w:szCs w:val="22"/>
+          <w:kern w:val="2"/>
+          <w:sz w:val="24"/>
+          <w:szCs w:val="24"/>
           <w:lang w:val="es-ES" w:eastAsia="es-ES"/>
+          <w14:ligatures w14:val="standardContextual"/>
         </w:rPr>
       </w:pPr>
       <w:r>
@@ -993,9 +1008,11 @@
         <w:rPr>
           <w:rFonts w:asciiTheme="minorHAnsi" w:eastAsiaTheme="minorEastAsia" w:hAnsiTheme="minorHAnsi" w:cstheme="minorBidi"/>
           <w:noProof/>
-          <w:sz w:val="22"/>
-          <w:szCs w:val="22"/>
+          <w:kern w:val="2"/>
+          <w:sz w:val="24"/>
+          <w:szCs w:val="24"/>
           <w:lang w:val="es-ES" w:eastAsia="es-ES"/>
+          <w14:ligatures w14:val="standardContextual"/>
         </w:rPr>
         <w:tab/>
       </w:r>
@@ -1009,7 +1026,6 @@
       <w:r>
         <w:rPr>
           <w:noProof/>
-          <w:lang w:val="es-ES"/>
         </w:rPr>
         <w:tab/>
       </w:r>
@@ -1022,9 +1038,8 @@
       <w:r>
         <w:rPr>
           <w:noProof/>
-          <w:lang w:val="es-ES"/>
-        </w:rPr>
-        <w:instrText xml:space="preserve"> PAGEREF _Toc278820256 \h </w:instrText>
+        </w:rPr>
+        <w:instrText xml:space="preserve"> PAGEREF _Toc216896980 \h </w:instrText>
       </w:r>
       <w:r>
         <w:rPr>
@@ -1040,7 +1055,6 @@
       <w:r>
         <w:rPr>
           <w:noProof/>
-          <w:lang w:val="es-ES"/>
         </w:rPr>
         <w:t>3</w:t>
       </w:r>
@@ -1055,14 +1069,16 @@
       <w:pPr>
         <w:pStyle w:val="TDC2"/>
         <w:tabs>
-          <w:tab w:val="left" w:pos="1100"/>
+          <w:tab w:val="left" w:pos="1200"/>
         </w:tabs>
         <w:rPr>
           <w:rFonts w:asciiTheme="minorHAnsi" w:eastAsiaTheme="minorEastAsia" w:hAnsiTheme="minorHAnsi" w:cstheme="minorBidi"/>
           <w:noProof/>
-          <w:sz w:val="22"/>
-          <w:szCs w:val="22"/>
+          <w:kern w:val="2"/>
+          <w:sz w:val="24"/>
+          <w:szCs w:val="24"/>
           <w:lang w:val="es-ES" w:eastAsia="es-ES"/>
+          <w14:ligatures w14:val="standardContextual"/>
         </w:rPr>
       </w:pPr>
       <w:r>
@@ -1076,9 +1092,11 @@
         <w:rPr>
           <w:rFonts w:asciiTheme="minorHAnsi" w:eastAsiaTheme="minorEastAsia" w:hAnsiTheme="minorHAnsi" w:cstheme="minorBidi"/>
           <w:noProof/>
-          <w:sz w:val="22"/>
-          <w:szCs w:val="22"/>
+          <w:kern w:val="2"/>
+          <w:sz w:val="24"/>
+          <w:szCs w:val="24"/>
           <w:lang w:val="es-ES" w:eastAsia="es-ES"/>
+          <w14:ligatures w14:val="standardContextual"/>
         </w:rPr>
         <w:tab/>
       </w:r>
@@ -1092,7 +1110,6 @@
       <w:r>
         <w:rPr>
           <w:noProof/>
-          <w:lang w:val="es-ES"/>
         </w:rPr>
         <w:tab/>
       </w:r>
@@ -1105,9 +1122,8 @@
       <w:r>
         <w:rPr>
           <w:noProof/>
-          <w:lang w:val="es-ES"/>
-        </w:rPr>
-        <w:instrText xml:space="preserve"> PAGEREF _Toc278820257 \h </w:instrText>
+        </w:rPr>
+        <w:instrText xml:space="preserve"> PAGEREF _Toc216896981 \h </w:instrText>
       </w:r>
       <w:r>
         <w:rPr>
@@ -1123,7 +1139,6 @@
       <w:r>
         <w:rPr>
           <w:noProof/>
-          <w:lang w:val="es-ES"/>
         </w:rPr>
         <w:t>3</w:t>
       </w:r>
@@ -1138,14 +1153,16 @@
       <w:pPr>
         <w:pStyle w:val="TDC1"/>
         <w:tabs>
-          <w:tab w:val="left" w:pos="432"/>
+          <w:tab w:val="left" w:pos="864"/>
         </w:tabs>
         <w:rPr>
           <w:rFonts w:asciiTheme="minorHAnsi" w:eastAsiaTheme="minorEastAsia" w:hAnsiTheme="minorHAnsi" w:cstheme="minorBidi"/>
           <w:noProof/>
-          <w:sz w:val="22"/>
-          <w:szCs w:val="22"/>
+          <w:kern w:val="2"/>
+          <w:sz w:val="24"/>
+          <w:szCs w:val="24"/>
           <w:lang w:val="es-ES" w:eastAsia="es-ES"/>
+          <w14:ligatures w14:val="standardContextual"/>
         </w:rPr>
       </w:pPr>
       <w:r>
@@ -1159,9 +1176,11 @@
         <w:rPr>
           <w:rFonts w:asciiTheme="minorHAnsi" w:eastAsiaTheme="minorEastAsia" w:hAnsiTheme="minorHAnsi" w:cstheme="minorBidi"/>
           <w:noProof/>
-          <w:sz w:val="22"/>
-          <w:szCs w:val="22"/>
+          <w:kern w:val="2"/>
+          <w:sz w:val="24"/>
+          <w:szCs w:val="24"/>
           <w:lang w:val="es-ES" w:eastAsia="es-ES"/>
+          <w14:ligatures w14:val="standardContextual"/>
         </w:rPr>
         <w:tab/>
       </w:r>
@@ -1175,7 +1194,6 @@
       <w:r>
         <w:rPr>
           <w:noProof/>
-          <w:lang w:val="es-ES"/>
         </w:rPr>
         <w:tab/>
       </w:r>
@@ -1188,9 +1206,8 @@
       <w:r>
         <w:rPr>
           <w:noProof/>
-          <w:lang w:val="es-ES"/>
-        </w:rPr>
-        <w:instrText xml:space="preserve"> PAGEREF _Toc278820258 \h </w:instrText>
+        </w:rPr>
+        <w:instrText xml:space="preserve"> PAGEREF _Toc216896982 \h </w:instrText>
       </w:r>
       <w:r>
         <w:rPr>
@@ -1206,7 +1223,6 @@
       <w:r>
         <w:rPr>
           <w:noProof/>
-          <w:lang w:val="es-ES"/>
         </w:rPr>
         <w:t>3</w:t>
       </w:r>
@@ -1221,14 +1237,16 @@
       <w:pPr>
         <w:pStyle w:val="TDC1"/>
         <w:tabs>
-          <w:tab w:val="left" w:pos="432"/>
+          <w:tab w:val="left" w:pos="864"/>
         </w:tabs>
         <w:rPr>
           <w:rFonts w:asciiTheme="minorHAnsi" w:eastAsiaTheme="minorEastAsia" w:hAnsiTheme="minorHAnsi" w:cstheme="minorBidi"/>
           <w:noProof/>
-          <w:sz w:val="22"/>
-          <w:szCs w:val="22"/>
+          <w:kern w:val="2"/>
+          <w:sz w:val="24"/>
+          <w:szCs w:val="24"/>
           <w:lang w:val="es-ES" w:eastAsia="es-ES"/>
+          <w14:ligatures w14:val="standardContextual"/>
         </w:rPr>
       </w:pPr>
       <w:r>
@@ -1242,9 +1260,11 @@
         <w:rPr>
           <w:rFonts w:asciiTheme="minorHAnsi" w:eastAsiaTheme="minorEastAsia" w:hAnsiTheme="minorHAnsi" w:cstheme="minorBidi"/>
           <w:noProof/>
-          <w:sz w:val="22"/>
-          <w:szCs w:val="22"/>
+          <w:kern w:val="2"/>
+          <w:sz w:val="24"/>
+          <w:szCs w:val="24"/>
           <w:lang w:val="es-ES" w:eastAsia="es-ES"/>
+          <w14:ligatures w14:val="standardContextual"/>
         </w:rPr>
         <w:tab/>
       </w:r>
@@ -1258,7 +1278,6 @@
       <w:r>
         <w:rPr>
           <w:noProof/>
-          <w:lang w:val="es-ES"/>
         </w:rPr>
         <w:tab/>
       </w:r>
@@ -1271,9 +1290,8 @@
       <w:r>
         <w:rPr>
           <w:noProof/>
-          <w:lang w:val="es-ES"/>
-        </w:rPr>
-        <w:instrText xml:space="preserve"> PAGEREF _Toc278820259 \h </w:instrText>
+        </w:rPr>
+        <w:instrText xml:space="preserve"> PAGEREF _Toc216896983 \h </w:instrText>
       </w:r>
       <w:r>
         <w:rPr>
@@ -1289,7 +1307,6 @@
       <w:r>
         <w:rPr>
           <w:noProof/>
-          <w:lang w:val="es-ES"/>
         </w:rPr>
         <w:t>3</w:t>
       </w:r>
@@ -1345,8 +1362,13 @@
         <w:t>Casos</w:t>
       </w:r>
       <w:r>
-        <w:t xml:space="preserve"> de Pruebas</w:t>
-      </w:r>
+        <w:t xml:space="preserve"> de </w:t>
+      </w:r>
+      <w:proofErr w:type="spellStart"/>
+      <w:r>
+        <w:t>Pruebas</w:t>
+      </w:r>
+      <w:proofErr w:type="spellEnd"/>
       <w:r>
         <w:fldChar w:fldCharType="end"/>
       </w:r>
@@ -1358,16 +1380,16 @@
           <w:lang w:val="es-ES"/>
         </w:rPr>
       </w:pPr>
-      <w:bookmarkStart w:id="0" w:name="_Toc278820252"/>
-      <w:bookmarkStart w:id="1" w:name="_Toc436203377"/>
-      <w:bookmarkStart w:id="2" w:name="_Toc452813577"/>
+      <w:bookmarkStart w:id="0" w:name="_Toc436203377"/>
+      <w:bookmarkStart w:id="1" w:name="_Toc452813577"/>
+      <w:bookmarkStart w:id="2" w:name="_Toc216896976"/>
       <w:r>
         <w:rPr>
           <w:lang w:val="es-ES"/>
         </w:rPr>
         <w:t>Elementos de prueba</w:t>
       </w:r>
-      <w:bookmarkEnd w:id="0"/>
+      <w:bookmarkEnd w:id="2"/>
     </w:p>
     <w:p>
       <w:pPr>
@@ -1395,7 +1417,7 @@
           <w:lang w:val="es-ES"/>
         </w:rPr>
       </w:pPr>
-      <w:bookmarkStart w:id="3" w:name="_Toc278820253"/>
+      <w:bookmarkStart w:id="3" w:name="_Toc216896977"/>
       <w:r>
         <w:rPr>
           <w:lang w:val="es-ES"/>
@@ -1425,6 +1447,7 @@
                 <w:lang w:val="es-ES"/>
               </w:rPr>
             </w:pPr>
+            <w:bookmarkStart w:id="4" w:name="_Hlk216896165"/>
             <w:r>
               <w:rPr>
                 <w:lang w:val="es-ES"/>
@@ -1507,11 +1530,19 @@
               </w:rPr>
               <w:t xml:space="preserve">Esc-2 </w:t>
             </w:r>
-            <w:r>
-              <w:rPr>
-                <w:lang w:val="es-ES"/>
-              </w:rPr>
-              <w:t>Flitrar por color y modelo</w:t>
+            <w:proofErr w:type="spellStart"/>
+            <w:r>
+              <w:rPr>
+                <w:lang w:val="es-ES"/>
+              </w:rPr>
+              <w:t>Flitrar</w:t>
+            </w:r>
+            <w:proofErr w:type="spellEnd"/>
+            <w:r>
+              <w:rPr>
+                <w:lang w:val="es-ES"/>
+              </w:rPr>
+              <w:t xml:space="preserve"> por color y modelo</w:t>
             </w:r>
           </w:p>
         </w:tc>
@@ -1742,6 +1773,7 @@
           </w:p>
         </w:tc>
       </w:tr>
+      <w:bookmarkEnd w:id="4"/>
     </w:tbl>
     <w:p>
       <w:pPr>
@@ -1765,7 +1797,7 @@
         <w:tblLook w:val="04A0" w:firstRow="1" w:lastRow="0" w:firstColumn="1" w:lastColumn="0" w:noHBand="0" w:noVBand="1"/>
       </w:tblPr>
       <w:tblGrid>
-        <w:gridCol w:w="1129"/>
+        <w:gridCol w:w="1102"/>
         <w:gridCol w:w="1843"/>
         <w:gridCol w:w="2268"/>
         <w:gridCol w:w="924"/>
@@ -1776,14 +1808,15 @@
       <w:tr>
         <w:tc>
           <w:tcPr>
-            <w:tcW w:w="1129" w:type="dxa"/>
-          </w:tcPr>
-          <w:p>
-            <w:pPr>
-              <w:rPr>
-                <w:lang w:val="es-ES"/>
-              </w:rPr>
-            </w:pPr>
+            <w:tcW w:w="1102" w:type="dxa"/>
+          </w:tcPr>
+          <w:p>
+            <w:pPr>
+              <w:rPr>
+                <w:lang w:val="es-ES"/>
+              </w:rPr>
+            </w:pPr>
+            <w:bookmarkStart w:id="5" w:name="_Hlk216896218"/>
             <w:r>
               <w:rPr>
                 <w:lang w:val="es-ES"/>
@@ -1856,12 +1889,14 @@
                 <w:lang w:val="es-ES"/>
               </w:rPr>
             </w:pPr>
+            <w:proofErr w:type="spellStart"/>
             <w:r>
               <w:rPr>
                 <w:lang w:val="es-ES"/>
               </w:rPr>
               <w:t>Model</w:t>
             </w:r>
+            <w:proofErr w:type="spellEnd"/>
           </w:p>
         </w:tc>
         <w:tc>
@@ -1878,7 +1913,21 @@
               <w:rPr>
                 <w:lang w:val="en-GB"/>
               </w:rPr>
-              <w:t xml:space="preserve">Name, Surname, Address, PaymentMethod, Quantity </w:t>
+              <w:t xml:space="preserve">Name, Surname, Address, </w:t>
+            </w:r>
+            <w:proofErr w:type="spellStart"/>
+            <w:r>
+              <w:rPr>
+                <w:lang w:val="en-GB"/>
+              </w:rPr>
+              <w:t>PaymentMethod</w:t>
+            </w:r>
+            <w:proofErr w:type="spellEnd"/>
+            <w:r>
+              <w:rPr>
+                <w:lang w:val="en-GB"/>
+              </w:rPr>
+              <w:t xml:space="preserve">, Quantity </w:t>
             </w:r>
           </w:p>
         </w:tc>
@@ -1904,7 +1953,7 @@
       <w:tr>
         <w:tc>
           <w:tcPr>
-            <w:tcW w:w="1129" w:type="dxa"/>
+            <w:tcW w:w="1102" w:type="dxa"/>
           </w:tcPr>
           <w:p>
             <w:pPr>
@@ -2042,7 +2091,21 @@
               <w:rPr>
                 <w:lang w:val="es-ES"/>
               </w:rPr>
-              <w:t>”, “Coupe” , “</w:t>
+              <w:t>”, “</w:t>
+            </w:r>
+            <w:proofErr w:type="spellStart"/>
+            <w:r>
+              <w:rPr>
+                <w:lang w:val="es-ES"/>
+              </w:rPr>
+              <w:t>Coupe</w:t>
+            </w:r>
+            <w:proofErr w:type="spellEnd"/>
+            <w:r>
+              <w:rPr>
+                <w:lang w:val="es-ES"/>
+              </w:rPr>
+              <w:t>” , “</w:t>
             </w:r>
             <w:r>
               <w:rPr>
@@ -2074,7 +2137,7 @@
       <w:tr>
         <w:tc>
           <w:tcPr>
-            <w:tcW w:w="1129" w:type="dxa"/>
+            <w:tcW w:w="1102" w:type="dxa"/>
           </w:tcPr>
           <w:p>
             <w:pPr>
@@ -2104,8 +2167,16 @@
               <w:rPr>
                 <w:lang w:val="es-ES"/>
               </w:rPr>
-              <w:t>Esc-1/Google Pay</w:t>
-            </w:r>
+              <w:t xml:space="preserve">Esc-1/Google </w:t>
+            </w:r>
+            <w:proofErr w:type="spellStart"/>
+            <w:r>
+              <w:rPr>
+                <w:lang w:val="es-ES"/>
+              </w:rPr>
+              <w:t>Pay</w:t>
+            </w:r>
+            <w:proofErr w:type="spellEnd"/>
           </w:p>
         </w:tc>
         <w:tc>
@@ -2176,7 +2247,21 @@
               <w:rPr>
                 <w:lang w:val="es-ES"/>
               </w:rPr>
-              <w:t>báñez,4” , “Google Pay” , “1”</w:t>
+              <w:t xml:space="preserve">báñez,4” , “Google </w:t>
+            </w:r>
+            <w:proofErr w:type="spellStart"/>
+            <w:r>
+              <w:rPr>
+                <w:lang w:val="es-ES"/>
+              </w:rPr>
+              <w:t>Pay</w:t>
+            </w:r>
+            <w:proofErr w:type="spellEnd"/>
+            <w:r>
+              <w:rPr>
+                <w:lang w:val="es-ES"/>
+              </w:rPr>
+              <w:t>” , “1”</w:t>
             </w:r>
           </w:p>
         </w:tc>
@@ -2206,7 +2291,21 @@
               <w:rPr>
                 <w:lang w:val="es-ES"/>
               </w:rPr>
-              <w:t>”, “Coupe” , “</w:t>
+              <w:t>”, “</w:t>
+            </w:r>
+            <w:proofErr w:type="spellStart"/>
+            <w:r>
+              <w:rPr>
+                <w:lang w:val="es-ES"/>
+              </w:rPr>
+              <w:t>Coupe</w:t>
+            </w:r>
+            <w:proofErr w:type="spellEnd"/>
+            <w:r>
+              <w:rPr>
+                <w:lang w:val="es-ES"/>
+              </w:rPr>
+              <w:t>” , “</w:t>
             </w:r>
             <w:r>
               <w:rPr>
@@ -2238,7 +2337,7 @@
       <w:tr>
         <w:tc>
           <w:tcPr>
-            <w:tcW w:w="1129" w:type="dxa"/>
+            <w:tcW w:w="1102" w:type="dxa"/>
           </w:tcPr>
           <w:p>
             <w:pPr>
@@ -2385,7 +2484,7 @@
       <w:tr>
         <w:tc>
           <w:tcPr>
-            <w:tcW w:w="1129" w:type="dxa"/>
+            <w:tcW w:w="1102" w:type="dxa"/>
           </w:tcPr>
           <w:p>
             <w:pPr>
@@ -2589,7 +2688,7 @@
       <w:tr>
         <w:tc>
           <w:tcPr>
-            <w:tcW w:w="1129" w:type="dxa"/>
+            <w:tcW w:w="1102" w:type="dxa"/>
           </w:tcPr>
           <w:p>
             <w:pPr>
@@ -2753,7 +2852,21 @@
               <w:rPr>
                 <w:lang w:val="en-GB"/>
               </w:rPr>
-              <w:t>Purchase botton disabled</w:t>
+              <w:t xml:space="preserve">Purchase </w:t>
+            </w:r>
+            <w:proofErr w:type="spellStart"/>
+            <w:r>
+              <w:rPr>
+                <w:lang w:val="en-GB"/>
+              </w:rPr>
+              <w:t>botton</w:t>
+            </w:r>
+            <w:proofErr w:type="spellEnd"/>
+            <w:r>
+              <w:rPr>
+                <w:lang w:val="en-GB"/>
+              </w:rPr>
+              <w:t xml:space="preserve"> disabled</w:t>
             </w:r>
           </w:p>
         </w:tc>
@@ -2761,7 +2874,7 @@
       <w:tr>
         <w:tc>
           <w:tcPr>
-            <w:tcW w:w="1129" w:type="dxa"/>
+            <w:tcW w:w="1102" w:type="dxa"/>
           </w:tcPr>
           <w:p>
             <w:pPr>
@@ -2852,7 +2965,21 @@
               <w:rPr>
                 <w:lang w:val="es-ES"/>
               </w:rPr>
-              <w:t>“Sedan”, “Red”, “Gasoline”, “</w:t>
+              <w:t>“Sedan”, “Red”, “</w:t>
+            </w:r>
+            <w:proofErr w:type="spellStart"/>
+            <w:r>
+              <w:rPr>
+                <w:lang w:val="es-ES"/>
+              </w:rPr>
+              <w:t>Gasoline</w:t>
+            </w:r>
+            <w:proofErr w:type="spellEnd"/>
+            <w:r>
+              <w:rPr>
+                <w:lang w:val="es-ES"/>
+              </w:rPr>
+              <w:t>”, “</w:t>
             </w:r>
             <w:r>
               <w:rPr>
@@ -2903,24 +3030,46 @@
                 <w:lang w:val="es-ES"/>
               </w:rPr>
             </w:pPr>
-            <w:r>
-              <w:rPr>
-                <w:lang w:val="es-ES"/>
-              </w:rPr>
-              <w:t>Deselect:</w:t>
-            </w:r>
-          </w:p>
-          <w:p>
-            <w:pPr>
-              <w:rPr>
-                <w:lang w:val="es-ES"/>
-              </w:rPr>
-            </w:pPr>
-            <w:r>
-              <w:rPr>
-                <w:lang w:val="es-ES"/>
-              </w:rPr>
-              <w:t>“Sedan”, “Red”, “Gasoline”, “</w:t>
+            <w:proofErr w:type="spellStart"/>
+            <w:r>
+              <w:rPr>
+                <w:lang w:val="es-ES"/>
+              </w:rPr>
+              <w:t>Deselect</w:t>
+            </w:r>
+            <w:proofErr w:type="spellEnd"/>
+            <w:r>
+              <w:rPr>
+                <w:lang w:val="es-ES"/>
+              </w:rPr>
+              <w:t>:</w:t>
+            </w:r>
+          </w:p>
+          <w:p>
+            <w:pPr>
+              <w:rPr>
+                <w:lang w:val="es-ES"/>
+              </w:rPr>
+            </w:pPr>
+            <w:r>
+              <w:rPr>
+                <w:lang w:val="es-ES"/>
+              </w:rPr>
+              <w:t>“Sedan”, “Red”, “</w:t>
+            </w:r>
+            <w:proofErr w:type="spellStart"/>
+            <w:r>
+              <w:rPr>
+                <w:lang w:val="es-ES"/>
+              </w:rPr>
+              <w:t>Gasoline</w:t>
+            </w:r>
+            <w:proofErr w:type="spellEnd"/>
+            <w:r>
+              <w:rPr>
+                <w:lang w:val="es-ES"/>
+              </w:rPr>
+              <w:t>”, “</w:t>
             </w:r>
             <w:r>
               <w:rPr>
@@ -3043,7 +3192,7 @@
       <w:tr>
         <w:tc>
           <w:tcPr>
-            <w:tcW w:w="1129" w:type="dxa"/>
+            <w:tcW w:w="1102" w:type="dxa"/>
           </w:tcPr>
           <w:p>
             <w:pPr>
@@ -3085,7 +3234,21 @@
               <w:rPr>
                 <w:lang w:val="es-ES"/>
               </w:rPr>
-              <w:t xml:space="preserve"> Name no dado</w:t>
+              <w:t xml:space="preserve"> </w:t>
+            </w:r>
+            <w:proofErr w:type="spellStart"/>
+            <w:r>
+              <w:rPr>
+                <w:lang w:val="es-ES"/>
+              </w:rPr>
+              <w:t>Name</w:t>
+            </w:r>
+            <w:proofErr w:type="spellEnd"/>
+            <w:r>
+              <w:rPr>
+                <w:lang w:val="es-ES"/>
+              </w:rPr>
+              <w:t xml:space="preserve"> no dado</w:t>
             </w:r>
           </w:p>
         </w:tc>
@@ -3189,7 +3352,7 @@
       <w:tr>
         <w:tc>
           <w:tcPr>
-            <w:tcW w:w="1129" w:type="dxa"/>
+            <w:tcW w:w="1102" w:type="dxa"/>
           </w:tcPr>
           <w:p>
             <w:pPr>
@@ -3225,7 +3388,21 @@
               <w:rPr>
                 <w:lang w:val="es-ES"/>
               </w:rPr>
-              <w:t>Esc-5/ Surname no dado</w:t>
+              <w:t xml:space="preserve">Esc-5/ </w:t>
+            </w:r>
+            <w:proofErr w:type="spellStart"/>
+            <w:r>
+              <w:rPr>
+                <w:lang w:val="es-ES"/>
+              </w:rPr>
+              <w:t>Surname</w:t>
+            </w:r>
+            <w:proofErr w:type="spellEnd"/>
+            <w:r>
+              <w:rPr>
+                <w:lang w:val="es-ES"/>
+              </w:rPr>
+              <w:t xml:space="preserve"> no dado</w:t>
             </w:r>
           </w:p>
         </w:tc>
@@ -3336,7 +3513,7 @@
       <w:tr>
         <w:tc>
           <w:tcPr>
-            <w:tcW w:w="1129" w:type="dxa"/>
+            <w:tcW w:w="1102" w:type="dxa"/>
           </w:tcPr>
           <w:p>
             <w:pPr>
@@ -3372,7 +3549,21 @@
               <w:rPr>
                 <w:lang w:val="es-ES"/>
               </w:rPr>
-              <w:t>Esc-5/ Address no dada</w:t>
+              <w:t xml:space="preserve">Esc-5/ </w:t>
+            </w:r>
+            <w:proofErr w:type="spellStart"/>
+            <w:r>
+              <w:rPr>
+                <w:lang w:val="es-ES"/>
+              </w:rPr>
+              <w:t>Address</w:t>
+            </w:r>
+            <w:proofErr w:type="spellEnd"/>
+            <w:r>
+              <w:rPr>
+                <w:lang w:val="es-ES"/>
+              </w:rPr>
+              <w:t xml:space="preserve"> no dada</w:t>
             </w:r>
           </w:p>
         </w:tc>
@@ -3489,7 +3680,7 @@
       <w:tr>
         <w:tc>
           <w:tcPr>
-            <w:tcW w:w="1129" w:type="dxa"/>
+            <w:tcW w:w="1102" w:type="dxa"/>
           </w:tcPr>
           <w:p>
             <w:pPr>
@@ -3568,7 +3759,21 @@
               <w:rPr>
                 <w:lang w:val="es-ES"/>
               </w:rPr>
-              <w:t>“Sedan”, “Red”, “Gasoline”, “</w:t>
+              <w:t>“Sedan”, “Red”, “</w:t>
+            </w:r>
+            <w:proofErr w:type="spellStart"/>
+            <w:r>
+              <w:rPr>
+                <w:lang w:val="es-ES"/>
+              </w:rPr>
+              <w:t>Gasoline</w:t>
+            </w:r>
+            <w:proofErr w:type="spellEnd"/>
+            <w:r>
+              <w:rPr>
+                <w:lang w:val="es-ES"/>
+              </w:rPr>
+              <w:t>”, “</w:t>
             </w:r>
             <w:r>
               <w:rPr>
@@ -3619,24 +3824,46 @@
                 <w:lang w:val="es-ES"/>
               </w:rPr>
             </w:pPr>
-            <w:r>
-              <w:rPr>
-                <w:lang w:val="es-ES"/>
-              </w:rPr>
-              <w:t>Deselect:</w:t>
-            </w:r>
-          </w:p>
-          <w:p>
-            <w:pPr>
-              <w:rPr>
-                <w:lang w:val="es-ES"/>
-              </w:rPr>
-            </w:pPr>
-            <w:r>
-              <w:rPr>
-                <w:lang w:val="es-ES"/>
-              </w:rPr>
-              <w:t>“Sedan”, “Red”, “Gasoline”, “</w:t>
+            <w:proofErr w:type="spellStart"/>
+            <w:r>
+              <w:rPr>
+                <w:lang w:val="es-ES"/>
+              </w:rPr>
+              <w:t>Deselect</w:t>
+            </w:r>
+            <w:proofErr w:type="spellEnd"/>
+            <w:r>
+              <w:rPr>
+                <w:lang w:val="es-ES"/>
+              </w:rPr>
+              <w:t>:</w:t>
+            </w:r>
+          </w:p>
+          <w:p>
+            <w:pPr>
+              <w:rPr>
+                <w:lang w:val="es-ES"/>
+              </w:rPr>
+            </w:pPr>
+            <w:r>
+              <w:rPr>
+                <w:lang w:val="es-ES"/>
+              </w:rPr>
+              <w:t>“Sedan”, “Red”, “</w:t>
+            </w:r>
+            <w:proofErr w:type="spellStart"/>
+            <w:r>
+              <w:rPr>
+                <w:lang w:val="es-ES"/>
+              </w:rPr>
+              <w:t>Gasoline</w:t>
+            </w:r>
+            <w:proofErr w:type="spellEnd"/>
+            <w:r>
+              <w:rPr>
+                <w:lang w:val="es-ES"/>
+              </w:rPr>
+              <w:t>”, “</w:t>
             </w:r>
             <w:r>
               <w:rPr>
@@ -3739,12 +3966,14 @@
               </w:rPr>
               <w:t>“</w:t>
             </w:r>
+            <w:proofErr w:type="spellStart"/>
             <w:r>
               <w:rPr>
                 <w:lang w:val="en-GB"/>
               </w:rPr>
               <w:t>Coupe</w:t>
             </w:r>
+            <w:proofErr w:type="gramStart"/>
             <w:r>
               <w:rPr>
                 <w:lang w:val="en-GB"/>
@@ -3757,12 +3986,14 @@
               </w:rPr>
               <w:t>“</w:t>
             </w:r>
+            <w:proofErr w:type="gramEnd"/>
             <w:r>
               <w:rPr>
                 <w:lang w:val="en-GB"/>
               </w:rPr>
               <w:t>Black</w:t>
             </w:r>
+            <w:proofErr w:type="gramStart"/>
             <w:r>
               <w:rPr>
                 <w:lang w:val="en-GB"/>
@@ -3775,11 +4006,19 @@
               </w:rPr>
               <w:t>“</w:t>
             </w:r>
-            <w:r>
-              <w:rPr>
-                <w:lang w:val="en-GB"/>
-              </w:rPr>
-              <w:t>Luxury business sedan</w:t>
+            <w:proofErr w:type="gramEnd"/>
+            <w:r>
+              <w:rPr>
+                <w:lang w:val="en-GB"/>
+              </w:rPr>
+              <w:t>Luxury</w:t>
+            </w:r>
+            <w:proofErr w:type="spellEnd"/>
+            <w:r>
+              <w:rPr>
+                <w:lang w:val="en-GB"/>
+              </w:rPr>
+              <w:t xml:space="preserve"> business sedan</w:t>
             </w:r>
             <w:r>
               <w:rPr>
@@ -3805,7 +4044,7 @@
       <w:tr>
         <w:tc>
           <w:tcPr>
-            <w:tcW w:w="1129" w:type="dxa"/>
+            <w:tcW w:w="1102" w:type="dxa"/>
           </w:tcPr>
           <w:p>
             <w:pPr>
@@ -3912,6 +4151,7 @@
           </w:p>
         </w:tc>
       </w:tr>
+      <w:bookmarkEnd w:id="5"/>
     </w:tbl>
     <w:p>
       <w:pPr>
@@ -3927,14 +4167,14 @@
           <w:lang w:val="es-ES"/>
         </w:rPr>
       </w:pPr>
-      <w:bookmarkStart w:id="4" w:name="_Toc278820254"/>
+      <w:bookmarkStart w:id="6" w:name="_Toc216896978"/>
       <w:r>
         <w:rPr>
           <w:lang w:val="es-ES"/>
         </w:rPr>
         <w:t>Necesidades ambientales</w:t>
       </w:r>
-      <w:bookmarkEnd w:id="4"/>
+      <w:bookmarkEnd w:id="6"/>
     </w:p>
     <w:p>
       <w:pPr>
@@ -3943,72 +4183,12 @@
           <w:lang w:val="es-ES"/>
         </w:rPr>
       </w:pPr>
-      <w:bookmarkStart w:id="5" w:name="_Toc278820255"/>
+      <w:bookmarkStart w:id="7" w:name="_Toc216896979"/>
       <w:r>
         <w:rPr>
           <w:lang w:val="es-ES"/>
         </w:rPr>
         <w:t>Hardware</w:t>
-      </w:r>
-      <w:bookmarkEnd w:id="5"/>
-    </w:p>
-    <w:p>
-      <w:pPr>
-        <w:ind w:left="708"/>
-        <w:rPr>
-          <w:lang w:val="es-ES"/>
-        </w:rPr>
-      </w:pPr>
-      <w:r>
-        <w:rPr>
-          <w:lang w:val="es-ES"/>
-        </w:rPr>
-        <w:t>Procesador i5, RAM 16GB</w:t>
-      </w:r>
-    </w:p>
-    <w:p>
-      <w:pPr>
-        <w:pStyle w:val="Ttulo2"/>
-        <w:rPr>
-          <w:lang w:val="es-ES"/>
-        </w:rPr>
-      </w:pPr>
-      <w:bookmarkStart w:id="6" w:name="_Toc278820256"/>
-      <w:r>
-        <w:rPr>
-          <w:lang w:val="es-ES"/>
-        </w:rPr>
-        <w:t>Software</w:t>
-      </w:r>
-      <w:bookmarkEnd w:id="6"/>
-    </w:p>
-    <w:p>
-      <w:pPr>
-        <w:ind w:left="708"/>
-        <w:rPr>
-          <w:lang w:val="es-ES"/>
-        </w:rPr>
-      </w:pPr>
-      <w:r>
-        <w:rPr>
-          <w:lang w:val="es-ES"/>
-        </w:rPr>
-        <w:t>Visual Studio Code 2022 y Selenium</w:t>
-      </w:r>
-    </w:p>
-    <w:p>
-      <w:pPr>
-        <w:pStyle w:val="Ttulo2"/>
-        <w:rPr>
-          <w:lang w:val="es-ES"/>
-        </w:rPr>
-      </w:pPr>
-      <w:bookmarkStart w:id="7" w:name="_Toc278820257"/>
-      <w:r>
-        <w:rPr>
-          <w:lang w:val="es-ES"/>
-        </w:rPr>
-        <w:t>Otros</w:t>
       </w:r>
       <w:bookmarkEnd w:id="7"/>
     </w:p>
@@ -4023,6 +4203,88 @@
         <w:rPr>
           <w:lang w:val="es-ES"/>
         </w:rPr>
+        <w:t>Procesador i5, RAM 16GB</w:t>
+      </w:r>
+    </w:p>
+    <w:p>
+      <w:pPr>
+        <w:pStyle w:val="Ttulo2"/>
+        <w:rPr>
+          <w:lang w:val="es-ES"/>
+        </w:rPr>
+      </w:pPr>
+      <w:bookmarkStart w:id="8" w:name="_Toc216896980"/>
+      <w:r>
+        <w:rPr>
+          <w:lang w:val="es-ES"/>
+        </w:rPr>
+        <w:t>Software</w:t>
+      </w:r>
+      <w:bookmarkEnd w:id="8"/>
+    </w:p>
+    <w:p>
+      <w:pPr>
+        <w:ind w:left="708"/>
+        <w:rPr>
+          <w:lang w:val="es-ES"/>
+        </w:rPr>
+      </w:pPr>
+      <w:r>
+        <w:rPr>
+          <w:lang w:val="es-ES"/>
+        </w:rPr>
+        <w:t xml:space="preserve">Visual Studio </w:t>
+      </w:r>
+      <w:proofErr w:type="spellStart"/>
+      <w:r>
+        <w:rPr>
+          <w:lang w:val="es-ES"/>
+        </w:rPr>
+        <w:t>Code</w:t>
+      </w:r>
+      <w:proofErr w:type="spellEnd"/>
+      <w:r>
+        <w:rPr>
+          <w:lang w:val="es-ES"/>
+        </w:rPr>
+        <w:t xml:space="preserve"> 2022 y </w:t>
+      </w:r>
+      <w:proofErr w:type="spellStart"/>
+      <w:r>
+        <w:rPr>
+          <w:lang w:val="es-ES"/>
+        </w:rPr>
+        <w:t>Selenium</w:t>
+      </w:r>
+      <w:proofErr w:type="spellEnd"/>
+    </w:p>
+    <w:p>
+      <w:pPr>
+        <w:pStyle w:val="Ttulo2"/>
+        <w:rPr>
+          <w:lang w:val="es-ES"/>
+        </w:rPr>
+      </w:pPr>
+      <w:bookmarkStart w:id="9" w:name="_Toc216896981"/>
+      <w:r>
+        <w:rPr>
+          <w:lang w:val="es-ES"/>
+        </w:rPr>
+        <w:t>Otros</w:t>
+      </w:r>
+      <w:bookmarkEnd w:id="9"/>
+    </w:p>
+    <w:p>
+      <w:pPr>
+        <w:ind w:left="708"/>
+        <w:rPr>
+          <w:lang w:val="es-ES"/>
+        </w:rPr>
+      </w:pPr>
+      <w:r>
+        <w:rPr>
+          <w:lang w:val="es-ES"/>
+        </w:rPr>
         <w:t>N/A</w:t>
       </w:r>
     </w:p>
@@ -4033,14 +4295,14 @@
           <w:lang w:val="es-ES"/>
         </w:rPr>
       </w:pPr>
-      <w:bookmarkStart w:id="8" w:name="_Toc278820258"/>
+      <w:bookmarkStart w:id="10" w:name="_Toc216896982"/>
       <w:r>
         <w:rPr>
           <w:lang w:val="es-ES"/>
         </w:rPr>
         <w:t>Requisitos procedurales especiales</w:t>
       </w:r>
-      <w:bookmarkEnd w:id="8"/>
+      <w:bookmarkEnd w:id="10"/>
     </w:p>
     <w:p>
       <w:pPr>
@@ -4078,7 +4340,7 @@
           <w:lang w:val="es-ES"/>
         </w:rPr>
       </w:pPr>
-      <w:bookmarkStart w:id="9" w:name="_Toc278820259"/>
+      <w:bookmarkStart w:id="11" w:name="_Toc216896983"/>
       <w:r>
         <w:rPr>
           <w:lang w:val="es-ES"/>
@@ -4103,10 +4365,10 @@
         </w:rPr>
         <w:t xml:space="preserve"> de Prueba</w:t>
       </w:r>
-      <w:bookmarkEnd w:id="9"/>
+      <w:bookmarkEnd w:id="11"/>
     </w:p>
+    <w:bookmarkEnd w:id="0"/>
     <w:bookmarkEnd w:id="1"/>
-    <w:bookmarkEnd w:id="2"/>
     <w:p>
       <w:pPr>
         <w:ind w:left="708"/>
@@ -4452,11 +4714,26 @@
           <w:tcW w:w="6379" w:type="dxa"/>
         </w:tcPr>
         <w:p>
-          <w:fldSimple w:instr=" TITLE  \* MERGEFORMAT ">
-            <w:r>
-              <w:t>Casos de Pruebas</w:t>
-            </w:r>
-          </w:fldSimple>
+          <w:r>
+            <w:fldChar w:fldCharType="begin"/>
+          </w:r>
+          <w:r>
+            <w:instrText xml:space="preserve"> TITLE  \* MERGEFORMAT </w:instrText>
+          </w:r>
+          <w:r>
+            <w:fldChar w:fldCharType="separate"/>
+          </w:r>
+          <w:r>
+            <w:t xml:space="preserve">Casos de </w:t>
+          </w:r>
+          <w:proofErr w:type="spellStart"/>
+          <w:r>
+            <w:t>Pruebas</w:t>
+          </w:r>
+          <w:proofErr w:type="spellEnd"/>
+          <w:r>
+            <w:fldChar w:fldCharType="end"/>
+          </w:r>
         </w:p>
       </w:tc>
       <w:tc>
@@ -4465,7 +4742,15 @@
         </w:tcPr>
         <w:p>
           <w:r>
-            <w:t xml:space="preserve">  Fecha:  &lt;</w:t>
+            <w:t xml:space="preserve">  </w:t>
+          </w:r>
+          <w:proofErr w:type="spellStart"/>
+          <w:r>
+            <w:t>Fecha</w:t>
+          </w:r>
+          <w:proofErr w:type="spellEnd"/>
+          <w:r>
+            <w:t>:  &lt;</w:t>
           </w:r>
           <w:r>
             <w:t>1</w:t>
